--- a/会议记录.docx
+++ b/会议记录.docx
@@ -310,6 +310,7 @@
     </w:p>
     <w:p>
       <w:pPr>
+        <w:ind w:firstLine="420" w:firstLineChars="0"/>
         <w:rPr>
           <w:rFonts w:hint="eastAsia"/>
         </w:rPr>
@@ -330,24 +331,24 @@
     </w:p>
     <w:p>
       <w:pPr>
-        <w:rPr>
-          <w:rFonts w:hint="eastAsia"/>
-        </w:rPr>
-      </w:pPr>
-    </w:p>
-    <w:p>
-      <w:pPr>
-        <w:rPr>
-          <w:rFonts w:hint="default" w:eastAsiaTheme="minorEastAsia"/>
-          <w:lang w:val="en-US" w:eastAsia="zh-CN"/>
-        </w:rPr>
-      </w:pPr>
-      <w:r>
-        <w:rPr>
-          <w:rFonts w:hint="eastAsia"/>
-        </w:rPr>
-        <w:t>2、</w:t>
-      </w:r>
+        <w:ind w:firstLine="420" w:firstLineChars="0"/>
+        <w:rPr>
+          <w:rFonts w:hint="eastAsia"/>
+        </w:rPr>
+      </w:pPr>
+    </w:p>
+    <w:p>
+      <w:pPr>
+        <w:numPr>
+          <w:ilvl w:val="0"/>
+          <w:numId w:val="1"/>
+        </w:numPr>
+        <w:ind w:firstLine="420" w:firstLineChars="0"/>
+        <w:rPr>
+          <w:rFonts w:hint="eastAsia"/>
+          <w:lang w:val="en-US" w:eastAsia="zh-CN"/>
+        </w:rPr>
+      </w:pPr>
       <w:r>
         <w:rPr>
           <w:rFonts w:hint="eastAsia"/>
@@ -358,6 +359,37 @@
     </w:p>
     <w:p>
       <w:pPr>
+        <w:numPr>
+          <w:numId w:val="0"/>
+        </w:numPr>
+        <w:rPr>
+          <w:rFonts w:hint="eastAsia"/>
+          <w:lang w:val="en-US" w:eastAsia="zh-CN"/>
+        </w:rPr>
+      </w:pPr>
+    </w:p>
+    <w:p>
+      <w:pPr>
+        <w:numPr>
+          <w:ilvl w:val="0"/>
+          <w:numId w:val="1"/>
+        </w:numPr>
+        <w:ind w:firstLine="420" w:firstLineChars="0"/>
+        <w:rPr>
+          <w:rFonts w:hint="default"/>
+          <w:lang w:val="en-US" w:eastAsia="zh-CN"/>
+        </w:rPr>
+      </w:pPr>
+      <w:r>
+        <w:rPr>
+          <w:rFonts w:hint="eastAsia"/>
+          <w:lang w:val="en-US" w:eastAsia="zh-CN"/>
+        </w:rPr>
+        <w:t>反思上一次的方向错误</w:t>
+      </w:r>
+    </w:p>
+    <w:p>
+      <w:pPr>
         <w:rPr>
           <w:rFonts w:hint="eastAsia"/>
         </w:rPr>
@@ -385,17 +417,16 @@
     </w:p>
     <w:p>
       <w:pPr>
-        <w:rPr>
-          <w:rFonts w:hint="default" w:eastAsiaTheme="minorEastAsia"/>
-          <w:lang w:val="en-US" w:eastAsia="zh-CN"/>
-        </w:rPr>
-      </w:pPr>
-      <w:r>
-        <w:rPr>
-          <w:rFonts w:hint="eastAsia"/>
-        </w:rPr>
-        <w:t>1、</w:t>
-      </w:r>
+        <w:numPr>
+          <w:ilvl w:val="0"/>
+          <w:numId w:val="2"/>
+        </w:numPr>
+        <w:ind w:firstLine="420" w:firstLineChars="0"/>
+        <w:rPr>
+          <w:rFonts w:hint="eastAsia"/>
+          <w:lang w:val="en-US" w:eastAsia="zh-CN"/>
+        </w:rPr>
+      </w:pPr>
       <w:r>
         <w:rPr>
           <w:rFonts w:hint="eastAsia"/>
@@ -406,184 +437,216 @@
     </w:p>
     <w:p>
       <w:pPr>
-        <w:rPr>
-          <w:rFonts w:hint="eastAsia"/>
-        </w:rPr>
-      </w:pPr>
-    </w:p>
-    <w:p>
-      <w:pPr>
-        <w:rPr>
-          <w:rFonts w:hint="eastAsia"/>
-        </w:rPr>
-      </w:pPr>
-      <w:r>
-        <w:rPr>
-          <w:rFonts w:hint="eastAsia"/>
-        </w:rPr>
-        <w:t>待解决问题：</w:t>
-      </w:r>
-    </w:p>
-    <w:p>
-      <w:pPr>
-        <w:rPr>
-          <w:rFonts w:hint="eastAsia"/>
-        </w:rPr>
-      </w:pPr>
-    </w:p>
-    <w:p>
-      <w:pPr>
-        <w:rPr>
-          <w:rFonts w:hint="eastAsia" w:eastAsiaTheme="minorEastAsia"/>
-          <w:lang w:val="en-US" w:eastAsia="zh-CN"/>
-        </w:rPr>
-      </w:pPr>
-      <w:r>
-        <w:rPr>
-          <w:rFonts w:hint="eastAsia"/>
-        </w:rPr>
-        <w:t>1、</w:t>
-      </w:r>
-      <w:r>
-        <w:rPr>
-          <w:rFonts w:hint="eastAsia"/>
-          <w:lang w:val="en-US" w:eastAsia="zh-CN"/>
-        </w:rPr>
-        <w:t>制订需求工程项目计划</w:t>
-      </w:r>
-    </w:p>
-    <w:p>
-      <w:pPr>
-        <w:rPr>
-          <w:rFonts w:hint="eastAsia"/>
-        </w:rPr>
-      </w:pPr>
-    </w:p>
-    <w:p>
-      <w:pPr>
-        <w:rPr>
-          <w:rFonts w:hint="eastAsia"/>
-        </w:rPr>
-      </w:pPr>
-      <w:r>
-        <w:rPr>
-          <w:rFonts w:hint="eastAsia"/>
-        </w:rPr>
-        <w:t>小组协作情况总结</w:t>
-      </w:r>
-    </w:p>
-    <w:p>
-      <w:pPr>
-        <w:rPr>
-          <w:rFonts w:hint="eastAsia"/>
-        </w:rPr>
-      </w:pPr>
-    </w:p>
-    <w:p>
-      <w:pPr>
-        <w:rPr>
-          <w:rFonts w:hint="eastAsia" w:eastAsiaTheme="minorEastAsia"/>
-          <w:lang w:val="en-US" w:eastAsia="zh-CN"/>
-        </w:rPr>
-      </w:pPr>
-      <w:r>
-        <w:rPr>
-          <w:rFonts w:hint="eastAsia"/>
-        </w:rPr>
-        <w:t>1、</w:t>
-      </w:r>
-      <w:r>
-        <w:rPr>
-          <w:rFonts w:hint="eastAsia"/>
-          <w:lang w:val="en-US" w:eastAsia="zh-CN"/>
-        </w:rPr>
-        <w:t>良好</w:t>
-      </w:r>
-    </w:p>
-    <w:p>
-      <w:pPr>
-        <w:rPr>
-          <w:rFonts w:hint="eastAsia"/>
-        </w:rPr>
-      </w:pPr>
-    </w:p>
-    <w:p>
-      <w:pPr>
-        <w:rPr>
-          <w:rFonts w:hint="eastAsia"/>
-        </w:rPr>
-      </w:pPr>
-      <w:r>
-        <w:rPr>
-          <w:rFonts w:hint="eastAsia"/>
-        </w:rPr>
-        <w:t>一周纪律情况总结</w:t>
-      </w:r>
-    </w:p>
-    <w:p>
-      <w:pPr>
-        <w:rPr>
-          <w:rFonts w:hint="eastAsia"/>
-        </w:rPr>
-      </w:pPr>
-    </w:p>
-    <w:p>
-      <w:pPr>
-        <w:rPr>
-          <w:rFonts w:hint="eastAsia" w:eastAsiaTheme="minorEastAsia"/>
-          <w:lang w:val="en-US" w:eastAsia="zh-CN"/>
-        </w:rPr>
-      </w:pPr>
-      <w:r>
-        <w:rPr>
-          <w:rFonts w:hint="eastAsia"/>
-        </w:rPr>
-        <w:t>1、</w:t>
-      </w:r>
-      <w:r>
-        <w:rPr>
-          <w:rFonts w:hint="eastAsia"/>
-          <w:lang w:val="en-US" w:eastAsia="zh-CN"/>
-        </w:rPr>
-        <w:t>良好</w:t>
-      </w:r>
-    </w:p>
-    <w:p>
-      <w:pPr>
-        <w:rPr>
-          <w:rFonts w:hint="eastAsia"/>
-        </w:rPr>
-      </w:pPr>
-    </w:p>
-    <w:p>
-      <w:pPr>
-        <w:rPr>
-          <w:rFonts w:hint="eastAsia"/>
-        </w:rPr>
-      </w:pPr>
-      <w:r>
-        <w:rPr>
-          <w:rFonts w:hint="eastAsia"/>
-        </w:rPr>
-        <w:t>备注：</w:t>
-      </w:r>
-    </w:p>
-    <w:p>
-      <w:r>
-        <w:rPr>
-          <w:rFonts w:hint="eastAsia"/>
-        </w:rPr>
-        <w:t>1、</w:t>
-      </w:r>
-      <w:r>
-        <w:rPr>
-          <w:rFonts w:hint="eastAsia"/>
-          <w:lang w:val="en-US" w:eastAsia="zh-CN"/>
-        </w:rPr>
-        <w:t>无</w:t>
-      </w:r>
+        <w:numPr>
+          <w:numId w:val="0"/>
+        </w:numPr>
+        <w:rPr>
+          <w:rFonts w:hint="eastAsia"/>
+          <w:lang w:val="en-US" w:eastAsia="zh-CN"/>
+        </w:rPr>
+      </w:pPr>
       <w:bookmarkStart w:id="0" w:name="_GoBack"/>
       <w:bookmarkEnd w:id="0"/>
+    </w:p>
+    <w:p>
+      <w:pPr>
+        <w:numPr>
+          <w:ilvl w:val="0"/>
+          <w:numId w:val="2"/>
+        </w:numPr>
+        <w:ind w:firstLine="420" w:firstLineChars="0"/>
+        <w:rPr>
+          <w:rFonts w:hint="default"/>
+          <w:lang w:val="en-US" w:eastAsia="zh-CN"/>
+        </w:rPr>
+      </w:pPr>
+      <w:r>
+        <w:rPr>
+          <w:rFonts w:hint="eastAsia"/>
+          <w:lang w:val="en-US" w:eastAsia="zh-CN"/>
+        </w:rPr>
+        <w:t>重新确定了作业范围</w:t>
+      </w:r>
+    </w:p>
+    <w:p>
+      <w:pPr>
+        <w:rPr>
+          <w:rFonts w:hint="eastAsia"/>
+        </w:rPr>
+      </w:pPr>
+    </w:p>
+    <w:p>
+      <w:pPr>
+        <w:rPr>
+          <w:rFonts w:hint="eastAsia"/>
+        </w:rPr>
+      </w:pPr>
+      <w:r>
+        <w:rPr>
+          <w:rFonts w:hint="eastAsia"/>
+        </w:rPr>
+        <w:t>待解决问题：</w:t>
+      </w:r>
+    </w:p>
+    <w:p>
+      <w:pPr>
+        <w:rPr>
+          <w:rFonts w:hint="eastAsia"/>
+        </w:rPr>
+      </w:pPr>
+    </w:p>
+    <w:p>
+      <w:pPr>
+        <w:ind w:firstLine="420" w:firstLineChars="0"/>
+        <w:rPr>
+          <w:rFonts w:hint="eastAsia" w:eastAsiaTheme="minorEastAsia"/>
+          <w:lang w:val="en-US" w:eastAsia="zh-CN"/>
+        </w:rPr>
+      </w:pPr>
+      <w:r>
+        <w:rPr>
+          <w:rFonts w:hint="eastAsia"/>
+        </w:rPr>
+        <w:t>1、</w:t>
+      </w:r>
+      <w:r>
+        <w:rPr>
+          <w:rFonts w:hint="eastAsia"/>
+          <w:lang w:val="en-US" w:eastAsia="zh-CN"/>
+        </w:rPr>
+        <w:t>制订需求工程项目计划</w:t>
+      </w:r>
+    </w:p>
+    <w:p>
+      <w:pPr>
+        <w:rPr>
+          <w:rFonts w:hint="eastAsia"/>
+        </w:rPr>
+      </w:pPr>
+    </w:p>
+    <w:p>
+      <w:pPr>
+        <w:rPr>
+          <w:rFonts w:hint="eastAsia"/>
+        </w:rPr>
+      </w:pPr>
+      <w:r>
+        <w:rPr>
+          <w:rFonts w:hint="eastAsia"/>
+        </w:rPr>
+        <w:t>小组协作情况总结</w:t>
+      </w:r>
+    </w:p>
+    <w:p>
+      <w:pPr>
+        <w:rPr>
+          <w:rFonts w:hint="eastAsia"/>
+        </w:rPr>
+      </w:pPr>
+    </w:p>
+    <w:p>
+      <w:pPr>
+        <w:rPr>
+          <w:rFonts w:hint="eastAsia" w:eastAsiaTheme="minorEastAsia"/>
+          <w:lang w:val="en-US" w:eastAsia="zh-CN"/>
+        </w:rPr>
+      </w:pPr>
+      <w:r>
+        <w:rPr>
+          <w:rFonts w:hint="eastAsia"/>
+        </w:rPr>
+        <w:t>1、</w:t>
+      </w:r>
+      <w:r>
+        <w:rPr>
+          <w:rFonts w:hint="eastAsia"/>
+          <w:lang w:val="en-US" w:eastAsia="zh-CN"/>
+        </w:rPr>
+        <w:t>良好</w:t>
+      </w:r>
+    </w:p>
+    <w:p>
+      <w:pPr>
+        <w:rPr>
+          <w:rFonts w:hint="eastAsia"/>
+        </w:rPr>
+      </w:pPr>
+    </w:p>
+    <w:p>
+      <w:pPr>
+        <w:rPr>
+          <w:rFonts w:hint="eastAsia"/>
+        </w:rPr>
+      </w:pPr>
+      <w:r>
+        <w:rPr>
+          <w:rFonts w:hint="eastAsia"/>
+        </w:rPr>
+        <w:t>一周纪律情况总结</w:t>
+      </w:r>
+    </w:p>
+    <w:p>
+      <w:pPr>
+        <w:rPr>
+          <w:rFonts w:hint="eastAsia"/>
+        </w:rPr>
+      </w:pPr>
+    </w:p>
+    <w:p>
+      <w:pPr>
+        <w:rPr>
+          <w:rFonts w:hint="eastAsia" w:eastAsiaTheme="minorEastAsia"/>
+          <w:lang w:val="en-US" w:eastAsia="zh-CN"/>
+        </w:rPr>
+      </w:pPr>
+      <w:r>
+        <w:rPr>
+          <w:rFonts w:hint="eastAsia"/>
+        </w:rPr>
+        <w:t>1、</w:t>
+      </w:r>
+      <w:r>
+        <w:rPr>
+          <w:rFonts w:hint="eastAsia"/>
+          <w:lang w:val="en-US" w:eastAsia="zh-CN"/>
+        </w:rPr>
+        <w:t>良好</w:t>
+      </w:r>
+    </w:p>
+    <w:p>
+      <w:pPr>
+        <w:rPr>
+          <w:rFonts w:hint="eastAsia"/>
+        </w:rPr>
+      </w:pPr>
+    </w:p>
+    <w:p>
+      <w:pPr>
+        <w:rPr>
+          <w:rFonts w:hint="eastAsia"/>
+        </w:rPr>
+      </w:pPr>
+      <w:r>
+        <w:rPr>
+          <w:rFonts w:hint="eastAsia"/>
+        </w:rPr>
+        <w:t>备注：</w:t>
+      </w:r>
+    </w:p>
+    <w:p>
+      <w:r>
+        <w:rPr>
+          <w:rFonts w:hint="eastAsia"/>
+        </w:rPr>
+        <w:t>1、</w:t>
+      </w:r>
+      <w:r>
+        <w:rPr>
+          <w:rFonts w:hint="eastAsia"/>
+          <w:lang w:val="en-US" w:eastAsia="zh-CN"/>
+        </w:rPr>
+        <w:t>无</w:t>
+      </w:r>
     </w:p>
     <w:sectPr>
       <w:pgSz w:w="11906" w:h="16838"/>
@@ -593,6 +656,41 @@
     </w:sectPr>
   </w:body>
 </w:document>
+</file>
+
+<file path=word/numbering.xml><?xml version="1.0" encoding="utf-8"?>
+<w:numbering xmlns:wpc="http://schemas.microsoft.com/office/word/2010/wordprocessingCanvas" xmlns:mc="http://schemas.openxmlformats.org/markup-compatibility/2006" xmlns:o="urn:schemas-microsoft-com:office:office" xmlns:r="http://schemas.openxmlformats.org/officeDocument/2006/relationships" xmlns:m="http://schemas.openxmlformats.org/officeDocument/2006/math" xmlns:v="urn:schemas-microsoft-com:vml" xmlns:wp14="http://schemas.microsoft.com/office/word/2010/wordprocessingDrawing" xmlns:wp="http://schemas.openxmlformats.org/drawingml/2006/wordprocessingDrawing" xmlns:w10="urn:schemas-microsoft-com:office:word" xmlns:w="http://schemas.openxmlformats.org/wordprocessingml/2006/main" xmlns:w14="http://schemas.microsoft.com/office/word/2010/wordml" xmlns:wpg="http://schemas.microsoft.com/office/word/2010/wordprocessingGroup" xmlns:wpi="http://schemas.microsoft.com/office/word/2010/wordprocessingInk" xmlns:wne="http://schemas.microsoft.com/office/word/2006/wordml" xmlns:wps="http://schemas.microsoft.com/office/word/2010/wordprocessingShape" xmlns:wpsCustomData="http://www.wps.cn/officeDocument/2013/wpsCustomData" mc:Ignorable="w14 wp14">
+  <w:abstractNum w:abstractNumId="0">
+    <w:nsid w:val="260E6177"/>
+    <w:multiLevelType w:val="singleLevel"/>
+    <w:tmpl w:val="260E6177"/>
+    <w:lvl w:ilvl="0" w:tentative="0">
+      <w:start w:val="2"/>
+      <w:numFmt w:val="decimal"/>
+      <w:suff w:val="nothing"/>
+      <w:lvlText w:val="%1、"/>
+      <w:lvlJc w:val="left"/>
+    </w:lvl>
+  </w:abstractNum>
+  <w:abstractNum w:abstractNumId="1">
+    <w:nsid w:val="37A4A153"/>
+    <w:multiLevelType w:val="singleLevel"/>
+    <w:tmpl w:val="37A4A153"/>
+    <w:lvl w:ilvl="0" w:tentative="0">
+      <w:start w:val="1"/>
+      <w:numFmt w:val="decimal"/>
+      <w:suff w:val="nothing"/>
+      <w:lvlText w:val="%1、"/>
+      <w:lvlJc w:val="left"/>
+    </w:lvl>
+  </w:abstractNum>
+  <w:num w:numId="1">
+    <w:abstractNumId w:val="0"/>
+  </w:num>
+  <w:num w:numId="2">
+    <w:abstractNumId w:val="1"/>
+  </w:num>
+</w:numbering>
 </file>
 
 <file path=word/styles.xml><?xml version="1.0" encoding="utf-8"?>
@@ -893,6 +991,8 @@
   <w:style w:type="character" w:customStyle="1" w:styleId="4">
     <w:name w:val="10"/>
     <w:basedOn w:val="3"/>
+    <w:autoRedefine/>
+    <w:qFormat/>
     <w:uiPriority w:val="0"/>
     <w:rPr>
       <w:rFonts w:hint="default" w:ascii="Times New Roman" w:hAnsi="Times New Roman" w:cs="Times New Roman"/>
@@ -901,6 +1001,8 @@
   <w:style w:type="character" w:customStyle="1" w:styleId="5">
     <w:name w:val="15"/>
     <w:basedOn w:val="3"/>
+    <w:autoRedefine/>
+    <w:qFormat/>
     <w:uiPriority w:val="0"/>
     <w:rPr>
       <w:rFonts w:hint="default" w:ascii="Times New Roman" w:hAnsi="Times New Roman" w:cs="Times New Roman"/>
